--- a/campaigns/WF-14-recovery-protocol.docx
+++ b/campaigns/WF-14-recovery-protocol.docx
@@ -1487,13 +1487,13 @@
         </w:tc>
       </w:tr>
     </w:tbl>
-    <w:bookmarkStart w:id="18" w:name="X790612e13f96605ca98ce229848121affa5359b"/>
+    <w:bookmarkStart w:id="18" w:name="X2f76fc67e7d89ce056b5343a14601eb7c7ebf67"/>
     <w:p>
       <w:pPr>
         <w:pStyle w:val="Heading2"/>
       </w:pPr>
       <w:r>
-        <w:t xml:space="preserve">Touch 4B carried the flagged phrase verbatim</w:t>
+        <w:t xml:space="preserve">The flagged phrase survived verbatim in 4B</w:t>
       </w:r>
     </w:p>
     <w:p>

--- a/campaigns/WF-14-recovery-protocol.docx
+++ b/campaigns/WF-14-recovery-protocol.docx
@@ -1275,16 +1275,16 @@
     </w:p>
     <w:tbl>
       <w:tblPr>
-        <w:tblBorders>
-          <w:top w:val="single" w:sz="6" w:space="0" w:color="AAAAAA"/>
-          <w:left w:val="single" w:sz="6" w:space="0" w:color="AAAAAA"/>
-          <w:bottom w:val="single" w:sz="6" w:space="0" w:color="AAAAAA"/>
-          <w:right w:val="single" w:sz="6" w:space="0" w:color="AAAAAA"/>
-          <w:insideH w:val="single" w:sz="6" w:space="0" w:color="AAAAAA"/>
-          <w:insideV w:val="single" w:sz="6" w:space="0" w:color="AAAAAA"/>
-        </w:tblBorders>
         <w:tblStyle w:val="Table"/>
         <w:tblW w:type="pct" w:w="5000"/>
+        <w:tblBorders>
+          <w:top w:val="single" w:sz="4" w:space="0" w:color="auto"/>
+          <w:left w:val="single" w:sz="4" w:space="0" w:color="auto"/>
+          <w:bottom w:val="single" w:sz="4" w:space="0" w:color="auto"/>
+          <w:right w:val="single" w:sz="4" w:space="0" w:color="auto"/>
+          <w:insideH w:val="single" w:sz="4" w:space="0" w:color="auto"/>
+          <w:insideV w:val="single" w:sz="4" w:space="0" w:color="auto"/>
+        </w:tblBorders>
         <w:tblLayout w:type="fixed"/>
         <w:tblLook w:firstRow="1" w:lastRow="0" w:firstColumn="0" w:lastColumn="0" w:noHBand="0" w:noVBand="0" w:val="0020"/>
       </w:tblPr>
@@ -1684,7 +1684,7 @@
         <w:t xml:space="preserve"> </w:t>
       </w:r>
       <w:r>
-        <w:t xml:space="preserve">That is negative parallelism, on the voice spec’s Never list, but it is carrying the central distinction of the whole protocol. Same judgement as the WF-16 gut line.</w:t>
+        <w:t xml:space="preserve">That is negative parallelism, on the voice spec’s Never list, but it is carrying the central distinction of the whole protocol. Same judgment as the WF-16 gut line.</w:t>
       </w:r>
     </w:p>
     <w:p>
